--- a/apps/agent/src/assets/One_pager_template.docx
+++ b/apps/agent/src/assets/One_pager_template.docx
@@ -496,6 +496,42 @@
         </w:tc>
       </w:tr>
     </w:tbl>
+    <w:p>
+      <w:pPr>
+        <w:pStyle w:val="normal1"/>
+        <w:rPr/>
+      </w:pPr>
+      <w:r>
+        <w:rPr/>
+      </w:r>
+    </w:p>
+    <w:p>
+      <w:pPr>
+        <w:pStyle w:val="CWSectionHeader"/>
+        <w:spacing w:before="360" w:after="120"/>
+        <w:rPr/>
+      </w:pPr>
+      <w:r>
+        <w:rPr/>
+        <w:t>WHERE THE DOCUMENTS DISAGREE</w:t>
+      </w:r>
+    </w:p>
+    <w:p>
+      <w:pPr>
+        <w:pStyle w:val="normal1"/>
+        <w:rPr/>
+      </w:pPr>
+      <w:r>
+        <w:rPr>
+          <w:rFonts w:ascii="Calibri" w:hAnsi="Calibri"/>
+          <w:sz w:val="18"/>
+        </w:rPr>
+        <w:t>{% for line in reconciliation %}</w:t>
+        <w:t xml:space="preserve">{{ line }}</w:t>
+        <w:br/>
+        <w:t>{% endfor %}</w:t>
+      </w:r>
+    </w:p>
     <w:p>
       <w:pPr>
         <w:pStyle w:val="normal1"/>
